--- a/ПР4 STP Etherchannel Port Security/Требования к оформлению.docx
+++ b/ПР4 STP Etherchannel Port Security/Требования к оформлению.docx
@@ -217,7 +217,65 @@
           <w:sz w:val="28"/>
           <w:szCs w:val="28"/>
         </w:rPr>
-        <w:t>«Практическая работа №(номер практической)</w:t>
+        <w:t xml:space="preserve">«Практическая работа </w:t>
+      </w:r>
+      <w:proofErr w:type="gramStart"/>
+      <w:r>
+        <w:rPr>
+          <w:rFonts w:ascii="Times New Roman" w:hAnsi="Times New Roman" w:cs="Times New Roman"/>
+          <w:color w:val="000000" w:themeColor="text1"/>
+          <w:sz w:val="28"/>
+          <w:szCs w:val="28"/>
+        </w:rPr>
+        <w:t>№(</w:t>
+      </w:r>
+      <w:proofErr w:type="gramEnd"/>
+      <w:r>
+        <w:rPr>
+          <w:rFonts w:ascii="Times New Roman" w:hAnsi="Times New Roman" w:cs="Times New Roman"/>
+          <w:color w:val="000000" w:themeColor="text1"/>
+          <w:sz w:val="28"/>
+          <w:szCs w:val="28"/>
+        </w:rPr>
+        <w:t xml:space="preserve">номер </w:t>
+      </w:r>
+      <w:proofErr w:type="gramStart"/>
+      <w:r>
+        <w:rPr>
+          <w:rFonts w:ascii="Times New Roman" w:hAnsi="Times New Roman" w:cs="Times New Roman"/>
+          <w:color w:val="000000" w:themeColor="text1"/>
+          <w:sz w:val="28"/>
+          <w:szCs w:val="28"/>
+        </w:rPr>
+        <w:t>практической)</w:t>
+      </w:r>
+      <w:r>
+        <w:rPr>
+          <w:rFonts w:ascii="Times New Roman" w:hAnsi="Times New Roman" w:cs="Times New Roman"/>
+          <w:color w:val="000000" w:themeColor="text1"/>
+          <w:sz w:val="28"/>
+          <w:szCs w:val="28"/>
+        </w:rPr>
+        <w:t>(</w:t>
+      </w:r>
+      <w:proofErr w:type="gramEnd"/>
+      <w:r>
+        <w:rPr>
+          <w:rFonts w:ascii="Times New Roman" w:hAnsi="Times New Roman" w:cs="Times New Roman"/>
+          <w:color w:val="000000" w:themeColor="text1"/>
+          <w:sz w:val="28"/>
+          <w:szCs w:val="28"/>
+        </w:rPr>
+        <w:t>тема практической работы</w:t>
+      </w:r>
+      <w:r>
+        <w:rPr>
+          <w:rFonts w:ascii="Times New Roman" w:hAnsi="Times New Roman" w:cs="Times New Roman"/>
+          <w:color w:val="000000" w:themeColor="text1"/>
+          <w:sz w:val="28"/>
+          <w:szCs w:val="28"/>
+        </w:rPr>
+        <w:t>)</w:t>
       </w:r>
       <w:r>
         <w:rPr>
@@ -374,7 +432,27 @@
           <w:sz w:val="28"/>
           <w:szCs w:val="28"/>
         </w:rPr>
-        <w:t>Иванов Иван Иванович(ФИО)</w:t>
+        <w:t xml:space="preserve">Иванов Иван </w:t>
+      </w:r>
+      <w:proofErr w:type="gramStart"/>
+      <w:r>
+        <w:rPr>
+          <w:rFonts w:ascii="Times New Roman" w:hAnsi="Times New Roman" w:cs="Times New Roman"/>
+          <w:color w:val="000000" w:themeColor="text1"/>
+          <w:sz w:val="28"/>
+          <w:szCs w:val="28"/>
+        </w:rPr>
+        <w:t>Иванович(</w:t>
+      </w:r>
+      <w:proofErr w:type="gramEnd"/>
+      <w:r>
+        <w:rPr>
+          <w:rFonts w:ascii="Times New Roman" w:hAnsi="Times New Roman" w:cs="Times New Roman"/>
+          <w:color w:val="000000" w:themeColor="text1"/>
+          <w:sz w:val="28"/>
+          <w:szCs w:val="28"/>
+        </w:rPr>
+        <w:t>ФИО)</w:t>
       </w:r>
     </w:p>
     <w:p>
@@ -565,6 +643,60 @@
         </w:rPr>
         <w:lastRenderedPageBreak/>
         <w:t>У каждого отдельный файл с работами!</w:t>
+      </w:r>
+    </w:p>
+    <w:p>
+      <w:pPr>
+        <w:jc w:val="center"/>
+        <w:rPr>
+          <w:rFonts w:ascii="Times New Roman" w:hAnsi="Times New Roman" w:cs="Times New Roman"/>
+          <w:sz w:val="28"/>
+          <w:szCs w:val="28"/>
+        </w:rPr>
+      </w:pPr>
+      <w:r>
+        <w:rPr>
+          <w:rFonts w:ascii="Times New Roman" w:hAnsi="Times New Roman" w:cs="Times New Roman"/>
+          <w:sz w:val="28"/>
+          <w:szCs w:val="28"/>
+        </w:rPr>
+        <w:t xml:space="preserve">Называть файл нужно в </w:t>
+      </w:r>
+      <w:proofErr w:type="spellStart"/>
+      <w:proofErr w:type="gramStart"/>
+      <w:r>
+        <w:rPr>
+          <w:rFonts w:ascii="Times New Roman" w:hAnsi="Times New Roman" w:cs="Times New Roman"/>
+          <w:sz w:val="28"/>
+          <w:szCs w:val="28"/>
+        </w:rPr>
+        <w:t>формате</w:t>
+      </w:r>
+      <w:r>
+        <w:rPr>
+          <w:rFonts w:ascii="Times New Roman" w:hAnsi="Times New Roman" w:cs="Times New Roman"/>
+          <w:sz w:val="28"/>
+          <w:szCs w:val="28"/>
+        </w:rPr>
+        <w:t>:</w:t>
+      </w:r>
+      <w:r>
+        <w:rPr>
+          <w:rFonts w:ascii="Times New Roman" w:hAnsi="Times New Roman" w:cs="Times New Roman"/>
+          <w:sz w:val="28"/>
+          <w:szCs w:val="28"/>
+        </w:rPr>
+        <w:t>ПР</w:t>
+      </w:r>
+      <w:proofErr w:type="spellEnd"/>
+      <w:proofErr w:type="gramEnd"/>
+      <w:r>
+        <w:rPr>
+          <w:rFonts w:ascii="Times New Roman" w:hAnsi="Times New Roman" w:cs="Times New Roman"/>
+          <w:sz w:val="28"/>
+          <w:szCs w:val="28"/>
+        </w:rPr>
+        <w:t>(номер практической) (Ваше ФИО)</w:t>
       </w:r>
     </w:p>
     <w:p>
@@ -727,6 +859,28 @@
     </w:p>
     <w:p>
       <w:pPr>
+        <w:pStyle w:val="a3"/>
+        <w:numPr>
+          <w:ilvl w:val="0"/>
+          <w:numId w:val="3"/>
+        </w:numPr>
+        <w:rPr>
+          <w:rFonts w:ascii="Times New Roman" w:hAnsi="Times New Roman" w:cs="Times New Roman"/>
+          <w:sz w:val="28"/>
+          <w:szCs w:val="28"/>
+        </w:rPr>
+      </w:pPr>
+      <w:r>
+        <w:rPr>
+          <w:rFonts w:ascii="Times New Roman" w:hAnsi="Times New Roman" w:cs="Times New Roman"/>
+          <w:sz w:val="28"/>
+          <w:szCs w:val="28"/>
+        </w:rPr>
+        <w:t>Используемые источники</w:t>
+      </w:r>
+    </w:p>
+    <w:p>
+      <w:pPr>
         <w:rPr>
           <w:rFonts w:ascii="Times New Roman" w:hAnsi="Times New Roman" w:cs="Times New Roman"/>
           <w:sz w:val="28"/>
@@ -892,6 +1046,14 @@
         </w:rPr>
         <w:t>е</w:t>
       </w:r>
+      <w:r>
+        <w:rPr>
+          <w:rFonts w:ascii="Times New Roman" w:hAnsi="Times New Roman" w:cs="Times New Roman"/>
+          <w:sz w:val="28"/>
+          <w:szCs w:val="28"/>
+        </w:rPr>
+        <w:t>.</w:t>
+      </w:r>
     </w:p>
     <w:p>
       <w:pPr>
@@ -946,6 +1108,14 @@
         </w:rPr>
         <w:t>см</w:t>
       </w:r>
+      <w:r>
+        <w:rPr>
+          <w:rFonts w:ascii="Times New Roman" w:hAnsi="Times New Roman" w:cs="Times New Roman"/>
+          <w:sz w:val="28"/>
+          <w:szCs w:val="28"/>
+        </w:rPr>
+        <w:t>.</w:t>
+      </w:r>
     </w:p>
     <w:p>
       <w:pPr>
@@ -1042,6 +1212,28 @@
     </w:p>
     <w:p>
       <w:pPr>
+        <w:pStyle w:val="a3"/>
+        <w:numPr>
+          <w:ilvl w:val="0"/>
+          <w:numId w:val="2"/>
+        </w:numPr>
+        <w:rPr>
+          <w:rFonts w:ascii="Times New Roman" w:hAnsi="Times New Roman" w:cs="Times New Roman"/>
+          <w:sz w:val="28"/>
+          <w:szCs w:val="28"/>
+        </w:rPr>
+      </w:pPr>
+      <w:r>
+        <w:rPr>
+          <w:rFonts w:ascii="Times New Roman" w:hAnsi="Times New Roman" w:cs="Times New Roman"/>
+          <w:sz w:val="28"/>
+          <w:szCs w:val="28"/>
+        </w:rPr>
+        <w:t>Скриншоты и фото должны быть подписаны.</w:t>
+      </w:r>
+    </w:p>
+    <w:p>
+      <w:pPr>
         <w:rPr>
           <w:rFonts w:ascii="Times New Roman" w:hAnsi="Times New Roman" w:cs="Times New Roman"/>
           <w:color w:val="000000" w:themeColor="text1"/>
@@ -1426,6 +1618,165 @@
           <w:szCs w:val="28"/>
         </w:rPr>
         <w:t>.)</w:t>
+      </w:r>
+    </w:p>
+    <w:p>
+      <w:pPr>
+        <w:pStyle w:val="a3"/>
+        <w:numPr>
+          <w:ilvl w:val="0"/>
+          <w:numId w:val="4"/>
+        </w:numPr>
+        <w:rPr>
+          <w:rFonts w:ascii="Times New Roman" w:hAnsi="Times New Roman" w:cs="Times New Roman"/>
+          <w:color w:val="000000" w:themeColor="text1"/>
+          <w:sz w:val="28"/>
+          <w:szCs w:val="28"/>
+        </w:rPr>
+      </w:pPr>
+      <w:r>
+        <w:rPr>
+          <w:rFonts w:ascii="Times New Roman" w:hAnsi="Times New Roman" w:cs="Times New Roman"/>
+          <w:color w:val="000000" w:themeColor="text1"/>
+          <w:sz w:val="28"/>
+          <w:szCs w:val="28"/>
+        </w:rPr>
+        <w:t xml:space="preserve">Использовать стандартные или в зависимости от ТЗ </w:t>
+      </w:r>
+      <w:r>
+        <w:rPr>
+          <w:rFonts w:ascii="Times New Roman" w:hAnsi="Times New Roman" w:cs="Times New Roman"/>
+          <w:color w:val="000000" w:themeColor="text1"/>
+          <w:sz w:val="28"/>
+          <w:szCs w:val="28"/>
+          <w:lang w:val="en-US"/>
+        </w:rPr>
+        <w:t>MAC</w:t>
+      </w:r>
+      <w:r>
+        <w:rPr>
+          <w:rFonts w:ascii="Times New Roman" w:hAnsi="Times New Roman" w:cs="Times New Roman"/>
+          <w:color w:val="000000" w:themeColor="text1"/>
+          <w:sz w:val="28"/>
+          <w:szCs w:val="28"/>
+        </w:rPr>
+        <w:t>-</w:t>
+      </w:r>
+      <w:r>
+        <w:rPr>
+          <w:rFonts w:ascii="Times New Roman" w:hAnsi="Times New Roman" w:cs="Times New Roman"/>
+          <w:color w:val="000000" w:themeColor="text1"/>
+          <w:sz w:val="28"/>
+          <w:szCs w:val="28"/>
+        </w:rPr>
+        <w:t>адреса</w:t>
+      </w:r>
+      <w:r>
+        <w:rPr>
+          <w:rFonts w:ascii="Times New Roman" w:hAnsi="Times New Roman" w:cs="Times New Roman"/>
+          <w:color w:val="000000" w:themeColor="text1"/>
+          <w:sz w:val="28"/>
+          <w:szCs w:val="28"/>
+        </w:rPr>
+        <w:t xml:space="preserve">, </w:t>
+      </w:r>
+      <w:proofErr w:type="gramStart"/>
+      <w:r>
+        <w:rPr>
+          <w:rFonts w:ascii="Times New Roman" w:hAnsi="Times New Roman" w:cs="Times New Roman"/>
+          <w:color w:val="000000" w:themeColor="text1"/>
+          <w:sz w:val="28"/>
+          <w:szCs w:val="28"/>
+          <w:lang w:val="en-US"/>
+        </w:rPr>
+        <w:t>VLAN</w:t>
+      </w:r>
+      <w:r>
+        <w:rPr>
+          <w:rFonts w:ascii="Times New Roman" w:hAnsi="Times New Roman" w:cs="Times New Roman"/>
+          <w:color w:val="000000" w:themeColor="text1"/>
+          <w:sz w:val="28"/>
+          <w:szCs w:val="28"/>
+        </w:rPr>
+        <w:t>(</w:t>
+      </w:r>
+      <w:proofErr w:type="gramEnd"/>
+      <w:r>
+        <w:rPr>
+          <w:rFonts w:ascii="Times New Roman" w:hAnsi="Times New Roman" w:cs="Times New Roman"/>
+          <w:color w:val="000000" w:themeColor="text1"/>
+          <w:sz w:val="28"/>
+          <w:szCs w:val="28"/>
+        </w:rPr>
+        <w:t>Пример</w:t>
+      </w:r>
+      <w:r>
+        <w:rPr>
+          <w:rFonts w:ascii="Times New Roman" w:hAnsi="Times New Roman" w:cs="Times New Roman"/>
+          <w:color w:val="000000" w:themeColor="text1"/>
+          <w:sz w:val="28"/>
+          <w:szCs w:val="28"/>
+        </w:rPr>
+        <w:t xml:space="preserve">: </w:t>
+      </w:r>
+      <w:proofErr w:type="gramStart"/>
+      <w:r>
+        <w:rPr>
+          <w:rFonts w:ascii="Times New Roman" w:hAnsi="Times New Roman" w:cs="Times New Roman"/>
+          <w:color w:val="000000" w:themeColor="text1"/>
+          <w:sz w:val="28"/>
+          <w:szCs w:val="28"/>
+        </w:rPr>
+        <w:t>00:1A:2B</w:t>
+      </w:r>
+      <w:proofErr w:type="gramEnd"/>
+      <w:r>
+        <w:rPr>
+          <w:rFonts w:ascii="Times New Roman" w:hAnsi="Times New Roman" w:cs="Times New Roman"/>
+          <w:color w:val="000000" w:themeColor="text1"/>
+          <w:sz w:val="28"/>
+          <w:szCs w:val="28"/>
+        </w:rPr>
+        <w:t>:3C:4D:5E</w:t>
+      </w:r>
+      <w:r>
+        <w:rPr>
+          <w:rFonts w:ascii="Times New Roman" w:hAnsi="Times New Roman" w:cs="Times New Roman"/>
+          <w:color w:val="000000" w:themeColor="text1"/>
+          <w:sz w:val="28"/>
+          <w:szCs w:val="28"/>
+        </w:rPr>
+        <w:t xml:space="preserve">, </w:t>
+      </w:r>
+      <w:proofErr w:type="spellStart"/>
+      <w:r>
+        <w:rPr>
+          <w:rFonts w:ascii="Times New Roman" w:hAnsi="Times New Roman" w:cs="Times New Roman"/>
+          <w:color w:val="000000" w:themeColor="text1"/>
+          <w:sz w:val="28"/>
+          <w:szCs w:val="28"/>
+          <w:lang w:val="en-US"/>
+        </w:rPr>
+        <w:t>vlan</w:t>
+      </w:r>
+      <w:proofErr w:type="spellEnd"/>
+      <w:r>
+        <w:rPr>
+          <w:rFonts w:ascii="Times New Roman" w:hAnsi="Times New Roman" w:cs="Times New Roman"/>
+          <w:color w:val="000000" w:themeColor="text1"/>
+          <w:sz w:val="28"/>
+          <w:szCs w:val="28"/>
+        </w:rPr>
+        <w:t xml:space="preserve"> 10, 20, 30</w:t>
+      </w:r>
+      <w:r>
+        <w:rPr>
+          <w:rFonts w:ascii="Times New Roman" w:hAnsi="Times New Roman" w:cs="Times New Roman"/>
+          <w:color w:val="000000" w:themeColor="text1"/>
+          <w:sz w:val="28"/>
+          <w:szCs w:val="28"/>
+        </w:rPr>
+        <w:t>)</w:t>
       </w:r>
     </w:p>
     <w:p>
@@ -2347,7 +2698,6 @@
   <w:style w:type="character" w:default="1" w:styleId="a0">
     <w:name w:val="Default Paragraph Font"/>
     <w:uiPriority w:val="1"/>
-    <w:semiHidden/>
     <w:unhideWhenUsed/>
   </w:style>
   <w:style w:type="table" w:default="1" w:styleId="a1">
